--- a/중국어_대화문/10부_docx/10부_에필로그_차례.docx
+++ b/중국어_대화문/10부_docx/10부_에필로그_차례.docx
@@ -18,7 +18,7 @@
         <w:t>등장인물:</w:t>
       </w:r>
       <w:r>
-        <w:t xml:space="preserve"> 선즈위안 沈知远(60세, 평당원·红星新村社区党支部) / 쑤민 苏敏(62세, 煤厂街窗口 법률원조 변호사) / 메이뤄란 梅若兰(97세, 은퇴한 변호사협회 비서장) / 리위퉁 李雨桐(54세, 窗口 접수 담당·옛 총서기 판공실 참모) / 샤오신 小辛(44세, 窗口 자원활동가) / 라오자오 老焦(83세, 퇴직 중학교 교사·지부 당원) / 덩펑즈 邓凤芝(80세, 窗口 자원활동가) / 루 할머니 卢奶奶(111세, 쑤민의 집주인, 벽 너머 노크) / 청시 程曦(46세, 중앙위원회 총서기, 임기 마지막 날) / 녜추 聂秋(73세, 총서기 당선자) / 량페이전 梁佩珍(75세, 독립 감독)</w:t>
+        <w:t xml:space="preserve"> 선즈위안 沈知远(60세, 평당원·红星新村社区党支部) / 쑤민 苏敏(61세, 煤厂街窗口 법률원조 변호사) / 메이뤄란 梅若兰(98세, 은퇴한 변호사협회 비서장) / 리위퉁 李雨桐(54세, 窗口 접수 담당·옛 총서기 판공실 참모) / 샤오신 小辛(44세, 窗口 자원활동가) / 라오자오 老焦(83세, 퇴직 중학교 교사·지부 당원) / 덩펑즈 邓凤芝(80세, 窗口 자원활동가) / 루 할머니 卢奶奶(111세, 쑤민의 집주인, 벽 너머 노크) / 청시 程曦(46세, 중앙위원회 총서기, 임기 마지막 날) / 녜추 聂秋(73세, 총서기 당선자) / 량페이전 梁佩珍(75세, 독립 감독)</w:t>
       </w:r>
     </w:p>
     <w:p>
@@ -354,7 +354,7 @@
     </w:p>
     <w:p>
       <w:r>
-        <w:t>(七点五十分，煤厂街巷口。折叠桌还是那张，蓝封面的登记本也还是那本，只是桌角多了一块蓝底白字的小牌子：“法律援助 · 煤厂街窗口”，右下角盖着司法局的章。浅蓝色的伞底下，苏敏六十二岁，头发全白，在脑后挽成一个髻，揭开搪瓷缸的盖子，先给自己倒半缸，再拿出那只右边缺口的白瓷杯，斟满，放在桌子对面，来的人坐的位置。队伍已经排到拐角，每个人手里都捏着一张硬纸号牌。邓凤芝八十岁了，提着大暖壶，一杯一杯给排队的人续水。李雨桐坐在苏敏右手边，翻着登记本。)</w:t>
+        <w:t>(七点五十分，煤厂街巷口。折叠桌还是那张，蓝封面的登记本也还是那本，只是桌角多了一块蓝底白字的小牌子：“法律援助 · 煤厂街窗口”，右下角盖着司法局的章。浅蓝色的伞底下，苏敏六十一岁，头发全白，在脑后挽成一个髻，揭开搪瓷缸的盖子，先给自己倒半缸，再拿出那只右边缺口的白瓷杯，斟满，放在桌子对面，来的人坐的位置。队伍已经排到拐角，每个人手里都捏着一张硬纸号牌。邓凤芝八十岁了，提着大暖壶，一杯一杯给排队的人续水。李雨桐坐在苏敏右手边，翻着登记本。)</w:t>
       </w:r>
     </w:p>
     <w:p>
@@ -452,7 +452,7 @@
     </w:p>
     <w:p>
       <w:r>
-        <w:t>(八点二十分，护工推着轮椅过来。梅若兰裹着灰毯子，九十七岁，银发剪得很短，膝盖上放着一只布袋。轮椅停在第二把伞底下，护工把保温杯放在她手边。)</w:t>
+        <w:t>(八点二十分，护工推着轮椅过来。梅若兰裹着灰毯子，九十八岁，银发剪得很短，膝盖上放着一只布袋。轮椅停在第二把伞底下，护工把保温杯放在她手边。)</w:t>
       </w:r>
     </w:p>
     <w:p>
